--- a/public/plantillas/FrenteMatutino.docx
+++ b/public/plantillas/FrenteMatutino.docx
@@ -20,16 +20,16 @@
         <mc:AlternateContent>
           <mc:Choice Requires="wps">
             <w:drawing>
-              <wp:anchor distT="0" distB="0" distL="114300" distR="114300" simplePos="0" relativeHeight="251659264" behindDoc="0" locked="0" layoutInCell="1" allowOverlap="1" wp14:anchorId="697B7E5E" wp14:editId="41ABB95C">
+              <wp:anchor distT="0" distB="0" distL="114300" distR="114300" simplePos="0" relativeHeight="251659264" behindDoc="0" locked="0" layoutInCell="1" allowOverlap="1" wp14:anchorId="76D0EE1A" wp14:editId="484B5C3F">
                 <wp:simplePos x="0" y="0"/>
                 <wp:positionH relativeFrom="column">
-                  <wp:posOffset>1482357</wp:posOffset>
+                  <wp:posOffset>1395454</wp:posOffset>
                 </wp:positionH>
                 <wp:positionV relativeFrom="paragraph">
-                  <wp:posOffset>811430</wp:posOffset>
+                  <wp:posOffset>927321</wp:posOffset>
                 </wp:positionV>
-                <wp:extent cx="814137" cy="794085"/>
-                <wp:effectExtent l="0" t="0" r="24130" b="25400"/>
+                <wp:extent cx="810895" cy="772414"/>
+                <wp:effectExtent l="0" t="0" r="27305" b="27940"/>
                 <wp:wrapNone/>
                 <wp:docPr id="111" name="Graphic 5"/>
                 <wp:cNvGraphicFramePr/>
@@ -40,7 +40,7 @@
                       <wps:spPr>
                         <a:xfrm>
                           <a:off x="0" y="0"/>
-                          <a:ext cx="814137" cy="794085"/>
+                          <a:ext cx="810895" cy="772414"/>
                         </a:xfrm>
                         <a:custGeom>
                           <a:avLst/>
@@ -161,7 +161,7 @@
           </mc:Choice>
           <mc:Fallback>
             <w:pict>
-              <v:shape w14:anchorId="697B7E5E" id="Graphic 5" o:spid="_x0000_s1026" style="position:absolute;left:0;text-align:left;margin-left:116.7pt;margin-top:63.9pt;width:64.1pt;height:62.55pt;z-index:251659264;visibility:visible;mso-wrap-style:square;mso-width-percent:0;mso-height-percent:0;mso-wrap-distance-left:9pt;mso-wrap-distance-top:0;mso-wrap-distance-right:9pt;mso-wrap-distance-bottom:0;mso-position-horizontal:absolute;mso-position-horizontal-relative:text;mso-position-vertical:absolute;mso-position-vertical-relative:text;mso-width-percent:0;mso-height-percent:0;mso-width-relative:margin;mso-height-relative:margin;v-text-anchor:top" coordsize="900430,1080135" o:spt="100" o:gfxdata="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" adj="-11796480,,5400" path="m,1079995r899998,l899998,,,,,1079995xe" filled="f" strokeweight=".25pt">
+              <v:shape w14:anchorId="76D0EE1A" id="Graphic 5" o:spid="_x0000_s1026" style="position:absolute;left:0;text-align:left;margin-left:109.9pt;margin-top:73pt;width:63.85pt;height:60.8pt;z-index:251659264;visibility:visible;mso-wrap-style:square;mso-width-percent:0;mso-height-percent:0;mso-wrap-distance-left:9pt;mso-wrap-distance-top:0;mso-wrap-distance-right:9pt;mso-wrap-distance-bottom:0;mso-position-horizontal:absolute;mso-position-horizontal-relative:text;mso-position-vertical:absolute;mso-position-vertical-relative:text;mso-width-percent:0;mso-height-percent:0;mso-width-relative:margin;mso-height-relative:margin;v-text-anchor:top" coordsize="900430,1080135" o:spt="100" o:gfxdata="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" adj="-11796480,,5400" path="m,1079995r899998,l899998,,,,,1079995xe" filled="f" strokeweight=".25pt">
                 <v:stroke dashstyle="1 1" joinstyle="miter"/>
                 <v:formulas/>
                 <v:path arrowok="t" o:connecttype="custom" textboxrect="0,0,900430,1080135"/>
@@ -235,22 +235,7 @@
           </mc:Fallback>
         </mc:AlternateContent>
       </w:r>
-      <w:r>
-        <w:rPr>
-          <w:rFonts w:ascii="Arial" w:hAnsi="Arial"/>
-          <w:b/>
-          <w:sz w:val="16"/>
-        </w:rPr>
-        <w:t xml:space="preserve"> </w:t>
-      </w:r>
-      <w:r>
-        <w:rPr>
-          <w:rFonts w:ascii="Times New Roman"/>
-          <w:noProof/>
-          <w:sz w:val="20"/>
-        </w:rPr>
-        <w:t xml:space="preserve">  </w:t>
-      </w:r>
+      <w:bookmarkStart w:id="0" w:name="_Hlk243839102"/>
       <w:r>
         <w:rPr>
           <w:rFonts w:ascii="Times New Roman"/>
@@ -260,7 +245,7 @@
         <mc:AlternateContent>
           <mc:Choice Requires="wpg">
             <w:drawing>
-              <wp:inline distT="0" distB="0" distL="0" distR="0" wp14:anchorId="73F2D6C2" wp14:editId="4625D699">
+              <wp:inline distT="0" distB="0" distL="0" distR="0" wp14:anchorId="0E1EC005" wp14:editId="4CB93F35">
                 <wp:extent cx="3075152" cy="1943100"/>
                 <wp:effectExtent l="0" t="0" r="11430" b="19050"/>
                 <wp:docPr id="1" name="Group 1"/>
@@ -395,7 +380,7 @@
                         <wps:cNvSpPr/>
                         <wps:spPr>
                           <a:xfrm>
-                            <a:off x="2132019" y="673420"/>
+                            <a:off x="2126576" y="733509"/>
                             <a:ext cx="900430" cy="1080135"/>
                           </a:xfrm>
                           <a:custGeom>
@@ -709,16 +694,7 @@
                                   <w:spacing w:val="-2"/>
                                   <w:sz w:val="16"/>
                                 </w:rPr>
-                                <w:t>15EBH0199N</w:t>
-                              </w:r>
-                              <w:r>
-                                <w:rPr>
-                                  <w:rFonts w:ascii="Arial"/>
-                                  <w:b/>
-                                  <w:spacing w:val="-2"/>
-                                  <w:sz w:val="16"/>
-                                </w:rPr>
-                                <w:t> </w:t>
+                                <w:t>15EBH0008G</w:t>
                               </w:r>
                             </w:p>
                           </w:txbxContent>
@@ -732,8 +708,8 @@
                         <wps:cNvSpPr txBox="1"/>
                         <wps:spPr>
                           <a:xfrm>
-                            <a:off x="46770" y="663354"/>
-                            <a:ext cx="1220357" cy="1168621"/>
+                            <a:off x="21331" y="634546"/>
+                            <a:ext cx="1469141" cy="1255341"/>
                           </a:xfrm>
                           <a:prstGeom prst="rect">
                             <a:avLst/>
@@ -747,15 +723,15 @@
                                 <w:rPr>
                                   <w:rFonts w:ascii="Arial"/>
                                   <w:spacing w:val="-2"/>
-                                  <w:sz w:val="12"/>
-                                  <w:szCs w:val="24"/>
+                                  <w:sz w:val="10"/>
+                                  <w:szCs w:val="10"/>
                                 </w:rPr>
                               </w:pPr>
                               <w:r>
                                 <w:rPr>
                                   <w:rFonts w:ascii="Arial"/>
-                                  <w:sz w:val="12"/>
-                                  <w:szCs w:val="24"/>
+                                  <w:sz w:val="10"/>
+                                  <w:szCs w:val="10"/>
                                 </w:rPr>
                                 <w:t>NOMBRE</w:t>
                               </w:r>
@@ -763,16 +739,16 @@
                                 <w:rPr>
                                   <w:rFonts w:ascii="Arial"/>
                                   <w:spacing w:val="-3"/>
-                                  <w:sz w:val="12"/>
-                                  <w:szCs w:val="24"/>
+                                  <w:sz w:val="10"/>
+                                  <w:szCs w:val="10"/>
                                 </w:rPr>
                                 <w:t xml:space="preserve"> </w:t>
                               </w:r>
                               <w:r>
                                 <w:rPr>
                                   <w:rFonts w:ascii="Arial"/>
-                                  <w:sz w:val="12"/>
-                                  <w:szCs w:val="24"/>
+                                  <w:sz w:val="10"/>
+                                  <w:szCs w:val="10"/>
                                 </w:rPr>
                                 <w:t>DEL</w:t>
                               </w:r>
@@ -780,8 +756,8 @@
                                 <w:rPr>
                                   <w:rFonts w:ascii="Arial"/>
                                   <w:spacing w:val="-1"/>
-                                  <w:sz w:val="12"/>
-                                  <w:szCs w:val="24"/>
+                                  <w:sz w:val="10"/>
+                                  <w:szCs w:val="10"/>
                                 </w:rPr>
                                 <w:t xml:space="preserve"> </w:t>
                               </w:r>
@@ -789,28 +765,20 @@
                                 <w:rPr>
                                   <w:rFonts w:ascii="Arial"/>
                                   <w:spacing w:val="-2"/>
-                                  <w:sz w:val="12"/>
-                                  <w:szCs w:val="24"/>
-                                </w:rPr>
-                                <w:t>ESTUDIANTE</w:t>
-                              </w:r>
-                              <w:r>
-                                <w:rPr>
-                                  <w:rFonts w:ascii="Arial"/>
-                                  <w:spacing w:val="-2"/>
-                                  <w:sz w:val="12"/>
-                                  <w:szCs w:val="24"/>
-                                </w:rPr>
-                                <w:t>:</w:t>
+                                  <w:sz w:val="10"/>
+                                  <w:szCs w:val="10"/>
+                                </w:rPr>
+                                <w:t>ESTUDIANTE:</w:t>
                               </w:r>
                             </w:p>
                             <w:p>
                               <w:pPr>
-                                <w:spacing w:line="108" w:lineRule="exact"/>
-                                <w:rPr>
-                                  <w:rFonts w:ascii="Arial"/>
-                                  <w:sz w:val="12"/>
-                                  <w:szCs w:val="24"/>
+                                <w:spacing w:line="134" w:lineRule="exact"/>
+                                <w:rPr>
+                                  <w:rFonts w:ascii="Arial" w:hAnsi="Arial"/>
+                                  <w:b/>
+                                  <w:sz w:val="10"/>
+                                  <w:szCs w:val="10"/>
                                 </w:rPr>
                               </w:pPr>
                             </w:p>
@@ -820,7 +788,8 @@
                                 <w:rPr>
                                   <w:rFonts w:ascii="Arial" w:hAnsi="Arial"/>
                                   <w:b/>
-                                  <w:sz w:val="12"/>
+                                  <w:sz w:val="10"/>
+                                  <w:szCs w:val="10"/>
                                 </w:rPr>
                               </w:pPr>
                             </w:p>
@@ -830,14 +799,16 @@
                                 <w:rPr>
                                   <w:rFonts w:ascii="Arial" w:hAnsi="Arial"/>
                                   <w:b/>
-                                  <w:spacing w:val="-4"/>
-                                  <w:sz w:val="12"/>
+                                  <w:spacing w:val="-3"/>
+                                  <w:sz w:val="10"/>
+                                  <w:szCs w:val="10"/>
                                 </w:rPr>
                               </w:pPr>
                               <w:r>
                                 <w:rPr>
                                   <w:rFonts w:ascii="Arial" w:hAnsi="Arial"/>
-                                  <w:sz w:val="12"/>
+                                  <w:sz w:val="10"/>
+                                  <w:szCs w:val="10"/>
                                 </w:rPr>
                                 <w:t>CURP</w:t>
                               </w:r>
@@ -845,18 +816,10 @@
                                 <w:rPr>
                                   <w:rFonts w:ascii="Arial" w:hAnsi="Arial"/>
                                   <w:b/>
-                                  <w:sz w:val="12"/>
+                                  <w:sz w:val="10"/>
+                                  <w:szCs w:val="10"/>
                                 </w:rPr>
                                 <w:t>:</w:t>
-                              </w:r>
-                              <w:r>
-                                <w:rPr>
-                                  <w:rFonts w:ascii="Arial" w:hAnsi="Arial"/>
-                                  <w:b/>
-                                  <w:spacing w:val="-3"/>
-                                  <w:sz w:val="12"/>
-                                </w:rPr>
-                                <w:t xml:space="preserve"> </w:t>
                               </w:r>
                             </w:p>
                             <w:p>
@@ -865,7 +828,9 @@
                                 <w:rPr>
                                   <w:rFonts w:ascii="Arial" w:hAnsi="Arial"/>
                                   <w:b/>
-                                  <w:sz w:val="12"/>
+                                  <w:spacing w:val="-4"/>
+                                  <w:sz w:val="10"/>
+                                  <w:szCs w:val="10"/>
                                 </w:rPr>
                               </w:pPr>
                             </w:p>
@@ -876,13 +841,15 @@
                                   <w:rFonts w:ascii="Arial" w:hAnsi="Arial"/>
                                   <w:b/>
                                   <w:spacing w:val="-2"/>
-                                  <w:sz w:val="12"/>
+                                  <w:sz w:val="10"/>
+                                  <w:szCs w:val="10"/>
                                 </w:rPr>
                               </w:pPr>
                               <w:r>
                                 <w:rPr>
                                   <w:rFonts w:ascii="Arial" w:hAnsi="Arial"/>
-                                  <w:sz w:val="12"/>
+                                  <w:sz w:val="10"/>
+                                  <w:szCs w:val="10"/>
                                 </w:rPr>
                                 <w:t>GRADO</w:t>
                               </w:r>
@@ -890,7 +857,8 @@
                                 <w:rPr>
                                   <w:rFonts w:ascii="Arial" w:hAnsi="Arial"/>
                                   <w:b/>
-                                  <w:sz w:val="12"/>
+                                  <w:sz w:val="10"/>
+                                  <w:szCs w:val="10"/>
                                 </w:rPr>
                                 <w:t>:</w:t>
                               </w:r>
@@ -899,7 +867,8 @@
                                   <w:rFonts w:ascii="Arial" w:hAnsi="Arial"/>
                                   <w:b/>
                                   <w:spacing w:val="-4"/>
-                                  <w:sz w:val="12"/>
+                                  <w:sz w:val="10"/>
+                                  <w:szCs w:val="10"/>
                                 </w:rPr>
                                 <w:t xml:space="preserve"> </w:t>
                               </w:r>
@@ -907,7 +876,8 @@
                                 <w:rPr>
                                   <w:rFonts w:ascii="Arial" w:hAnsi="Arial"/>
                                   <w:b/>
-                                  <w:sz w:val="12"/>
+                                  <w:sz w:val="10"/>
+                                  <w:szCs w:val="10"/>
                                 </w:rPr>
                                 <w:t xml:space="preserve">          </w:t>
                               </w:r>
@@ -916,14 +886,26 @@
                                   <w:rFonts w:ascii="Arial" w:hAnsi="Arial"/>
                                   <w:b/>
                                   <w:spacing w:val="-2"/>
-                                  <w:sz w:val="12"/>
-                                </w:rPr>
-                                <w:t xml:space="preserve"> </w:t>
-                              </w:r>
-                              <w:r>
-                                <w:rPr>
-                                  <w:rFonts w:ascii="Arial" w:hAnsi="Arial"/>
-                                  <w:sz w:val="12"/>
+                                  <w:sz w:val="10"/>
+                                  <w:szCs w:val="10"/>
+                                </w:rPr>
+                                <w:t xml:space="preserve">           </w:t>
+                              </w:r>
+                              <w:r>
+                                <w:rPr>
+                                  <w:rFonts w:ascii="Arial" w:hAnsi="Arial"/>
+                                  <w:b/>
+                                  <w:spacing w:val="-2"/>
+                                  <w:sz w:val="10"/>
+                                  <w:szCs w:val="10"/>
+                                </w:rPr>
+                                <w:t xml:space="preserve">   </w:t>
+                              </w:r>
+                              <w:r>
+                                <w:rPr>
+                                  <w:rFonts w:ascii="Arial" w:hAnsi="Arial"/>
+                                  <w:sz w:val="10"/>
+                                  <w:szCs w:val="10"/>
                                 </w:rPr>
                                 <w:t>GRUPO</w:t>
                               </w:r>
@@ -931,7 +913,8 @@
                                 <w:rPr>
                                   <w:rFonts w:ascii="Arial" w:hAnsi="Arial"/>
                                   <w:b/>
-                                  <w:sz w:val="12"/>
+                                  <w:sz w:val="10"/>
+                                  <w:szCs w:val="10"/>
                                 </w:rPr>
                                 <w:t>:</w:t>
                               </w:r>
@@ -940,18 +923,20 @@
                                   <w:rFonts w:ascii="Arial" w:hAnsi="Arial"/>
                                   <w:b/>
                                   <w:spacing w:val="-2"/>
-                                  <w:sz w:val="12"/>
+                                  <w:sz w:val="10"/>
+                                  <w:szCs w:val="10"/>
                                 </w:rPr>
                                 <w:t xml:space="preserve"> </w:t>
                               </w:r>
                             </w:p>
                             <w:p>
                               <w:pPr>
-                                <w:spacing w:before="122"/>
-                                <w:rPr>
-                                  <w:rFonts w:ascii="Arial" w:hAnsi="Arial"/>
-                                  <w:b/>
-                                  <w:sz w:val="12"/>
+                                <w:spacing w:before="26"/>
+                                <w:rPr>
+                                  <w:rFonts w:ascii="Arial"/>
+                                  <w:b/>
+                                  <w:sz w:val="10"/>
+                                  <w:szCs w:val="10"/>
                                 </w:rPr>
                               </w:pPr>
                             </w:p>
@@ -961,7 +946,8 @@
                                 <w:rPr>
                                   <w:rFonts w:ascii="Arial"/>
                                   <w:b/>
-                                  <w:sz w:val="12"/>
+                                  <w:sz w:val="10"/>
+                                  <w:szCs w:val="10"/>
                                 </w:rPr>
                               </w:pPr>
                             </w:p>
@@ -970,13 +956,16 @@
                                 <w:rPr>
                                   <w:rFonts w:ascii="Arial"/>
                                   <w:b/>
-                                  <w:sz w:val="12"/>
+                                  <w:spacing w:val="-4"/>
+                                  <w:sz w:val="10"/>
+                                  <w:szCs w:val="10"/>
                                 </w:rPr>
                               </w:pPr>
                               <w:r>
                                 <w:rPr>
                                   <w:rFonts w:ascii="Arial"/>
-                                  <w:sz w:val="12"/>
+                                  <w:sz w:val="10"/>
+                                  <w:szCs w:val="10"/>
                                 </w:rPr>
                                 <w:t>TURNO</w:t>
                               </w:r>
@@ -984,7 +973,8 @@
                                 <w:rPr>
                                   <w:rFonts w:ascii="Arial"/>
                                   <w:b/>
-                                  <w:sz w:val="12"/>
+                                  <w:sz w:val="10"/>
+                                  <w:szCs w:val="10"/>
                                 </w:rPr>
                                 <w:t>:</w:t>
                               </w:r>
@@ -993,10 +983,21 @@
                                   <w:rFonts w:ascii="Arial"/>
                                   <w:b/>
                                   <w:spacing w:val="-4"/>
-                                  <w:sz w:val="12"/>
+                                  <w:sz w:val="10"/>
+                                  <w:szCs w:val="10"/>
                                 </w:rPr>
                                 <w:t xml:space="preserve"> </w:t>
                               </w:r>
+                            </w:p>
+                            <w:p>
+                              <w:pPr>
+                                <w:rPr>
+                                  <w:rFonts w:ascii="Arial"/>
+                                  <w:b/>
+                                  <w:sz w:val="10"/>
+                                  <w:szCs w:val="10"/>
+                                </w:rPr>
+                              </w:pPr>
                             </w:p>
                           </w:txbxContent>
                         </wps:txbx>
@@ -1148,7 +1149,7 @@
           </mc:Choice>
           <mc:Fallback>
             <w:pict>
-              <v:group w14:anchorId="73F2D6C2" id="Group 1" o:spid="_x0000_s1027" style="width:242.15pt;height:153pt;mso-position-horizontal-relative:char;mso-position-vertical-relative:line" coordorigin=",31" coordsize="30751,19431" o:gfxdata="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">
+              <v:group w14:anchorId="0E1EC005" id="Group 1" o:spid="_x0000_s1027" style="width:242.15pt;height:153pt;mso-position-horizontal-relative:char;mso-position-vertical-relative:line" coordorigin=",31" coordsize="30751,19431" o:gfxdata="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">
                 <v:shape id="Graphic 2" o:spid="_x0000_s1028" style="position:absolute;left:68;top:31;width:30600;height:19431;visibility:visible;mso-wrap-style:square;v-text-anchor:top" coordsize="3060065,1943100" o:gfxdata="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" path="m,1942719r3059937,l3059937,,,,,1942719xe" filled="f" strokeweight=".5pt">
                   <v:stroke dashstyle="1 1"/>
                   <v:path arrowok="t"/>
@@ -1178,7 +1179,7 @@
                 <v:shape id="Graphic 4" o:spid="_x0000_s1030" style="position:absolute;left:17;top:3516;width:30734;height:13;visibility:visible;mso-wrap-style:square;v-text-anchor:top" coordsize="3073400,1270" o:gfxdata="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" path="m,l3073120,e" filled="f" strokecolor="#a30000" strokeweight="1.5pt">
                   <v:path arrowok="t"/>
                 </v:shape>
-                <v:shape id="_x0000_s1031" style="position:absolute;left:21320;top:6734;width:9004;height:10801;visibility:visible;mso-wrap-style:square;v-text-anchor:top" coordsize="900430,1080135" o:spt="100" o:gfxdata="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" adj="-11796480,,5400" path="m,1079995r899998,l899998,,,,,1079995xe" filled="f" strokeweight=".25pt">
+                <v:shape id="_x0000_s1031" style="position:absolute;left:21265;top:7335;width:9005;height:10801;visibility:visible;mso-wrap-style:square;v-text-anchor:top" coordsize="900430,1080135" o:spt="100" o:gfxdata="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" adj="-11796480,,5400" path="m,1079995r899998,l899998,,,,,1079995xe" filled="f" strokeweight=".25pt">
                   <v:stroke dashstyle="1 1" joinstyle="miter"/>
                   <v:formulas/>
                   <v:path arrowok="t" o:connecttype="custom" textboxrect="0,0,900430,1080135"/>
@@ -1392,22 +1393,13 @@
                             <w:spacing w:val="-2"/>
                             <w:sz w:val="16"/>
                           </w:rPr>
-                          <w:t>15EBH0199N</w:t>
-                        </w:r>
-                        <w:r>
-                          <w:rPr>
-                            <w:rFonts w:ascii="Arial"/>
-                            <w:b/>
-                            <w:spacing w:val="-2"/>
-                            <w:sz w:val="16"/>
-                          </w:rPr>
-                          <w:t> </w:t>
+                          <w:t>15EBH0008G</w:t>
                         </w:r>
                       </w:p>
                     </w:txbxContent>
                   </v:textbox>
                 </v:shape>
-                <v:shape id="Textbox 39" o:spid="_x0000_s1035" type="#_x0000_t202" style="position:absolute;left:467;top:6633;width:12204;height:11686;visibility:visible;mso-wrap-style:square;v-text-anchor:top" o:gfxdata="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" filled="f" stroked="f">
+                <v:shape id="Textbox 39" o:spid="_x0000_s1035" type="#_x0000_t202" style="position:absolute;left:213;top:6345;width:14691;height:12553;visibility:visible;mso-wrap-style:square;v-text-anchor:top" o:gfxdata="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" filled="f" stroked="f">
                   <v:textbox inset="0,0,0,0">
                     <w:txbxContent>
                       <w:p>
@@ -1416,15 +1408,15 @@
                           <w:rPr>
                             <w:rFonts w:ascii="Arial"/>
                             <w:spacing w:val="-2"/>
-                            <w:sz w:val="12"/>
-                            <w:szCs w:val="24"/>
+                            <w:sz w:val="10"/>
+                            <w:szCs w:val="10"/>
                           </w:rPr>
                         </w:pPr>
                         <w:r>
                           <w:rPr>
                             <w:rFonts w:ascii="Arial"/>
-                            <w:sz w:val="12"/>
-                            <w:szCs w:val="24"/>
+                            <w:sz w:val="10"/>
+                            <w:szCs w:val="10"/>
                           </w:rPr>
                           <w:t>NOMBRE</w:t>
                         </w:r>
@@ -1432,16 +1424,16 @@
                           <w:rPr>
                             <w:rFonts w:ascii="Arial"/>
                             <w:spacing w:val="-3"/>
-                            <w:sz w:val="12"/>
-                            <w:szCs w:val="24"/>
+                            <w:sz w:val="10"/>
+                            <w:szCs w:val="10"/>
                           </w:rPr>
                           <w:t xml:space="preserve"> </w:t>
                         </w:r>
                         <w:r>
                           <w:rPr>
                             <w:rFonts w:ascii="Arial"/>
-                            <w:sz w:val="12"/>
-                            <w:szCs w:val="24"/>
+                            <w:sz w:val="10"/>
+                            <w:szCs w:val="10"/>
                           </w:rPr>
                           <w:t>DEL</w:t>
                         </w:r>
@@ -1449,8 +1441,8 @@
                           <w:rPr>
                             <w:rFonts w:ascii="Arial"/>
                             <w:spacing w:val="-1"/>
-                            <w:sz w:val="12"/>
-                            <w:szCs w:val="24"/>
+                            <w:sz w:val="10"/>
+                            <w:szCs w:val="10"/>
                           </w:rPr>
                           <w:t xml:space="preserve"> </w:t>
                         </w:r>
@@ -1458,28 +1450,20 @@
                           <w:rPr>
                             <w:rFonts w:ascii="Arial"/>
                             <w:spacing w:val="-2"/>
-                            <w:sz w:val="12"/>
-                            <w:szCs w:val="24"/>
-                          </w:rPr>
-                          <w:t>ESTUDIANTE</w:t>
-                        </w:r>
-                        <w:r>
-                          <w:rPr>
-                            <w:rFonts w:ascii="Arial"/>
-                            <w:spacing w:val="-2"/>
-                            <w:sz w:val="12"/>
-                            <w:szCs w:val="24"/>
-                          </w:rPr>
-                          <w:t>:</w:t>
+                            <w:sz w:val="10"/>
+                            <w:szCs w:val="10"/>
+                          </w:rPr>
+                          <w:t>ESTUDIANTE:</w:t>
                         </w:r>
                       </w:p>
                       <w:p>
                         <w:pPr>
-                          <w:spacing w:line="108" w:lineRule="exact"/>
-                          <w:rPr>
-                            <w:rFonts w:ascii="Arial"/>
-                            <w:sz w:val="12"/>
-                            <w:szCs w:val="24"/>
+                          <w:spacing w:line="134" w:lineRule="exact"/>
+                          <w:rPr>
+                            <w:rFonts w:ascii="Arial" w:hAnsi="Arial"/>
+                            <w:b/>
+                            <w:sz w:val="10"/>
+                            <w:szCs w:val="10"/>
                           </w:rPr>
                         </w:pPr>
                       </w:p>
@@ -1489,7 +1473,8 @@
                           <w:rPr>
                             <w:rFonts w:ascii="Arial" w:hAnsi="Arial"/>
                             <w:b/>
-                            <w:sz w:val="12"/>
+                            <w:sz w:val="10"/>
+                            <w:szCs w:val="10"/>
                           </w:rPr>
                         </w:pPr>
                       </w:p>
@@ -1499,14 +1484,16 @@
                           <w:rPr>
                             <w:rFonts w:ascii="Arial" w:hAnsi="Arial"/>
                             <w:b/>
-                            <w:spacing w:val="-4"/>
-                            <w:sz w:val="12"/>
+                            <w:spacing w:val="-3"/>
+                            <w:sz w:val="10"/>
+                            <w:szCs w:val="10"/>
                           </w:rPr>
                         </w:pPr>
                         <w:r>
                           <w:rPr>
                             <w:rFonts w:ascii="Arial" w:hAnsi="Arial"/>
-                            <w:sz w:val="12"/>
+                            <w:sz w:val="10"/>
+                            <w:szCs w:val="10"/>
                           </w:rPr>
                           <w:t>CURP</w:t>
                         </w:r>
@@ -1514,18 +1501,10 @@
                           <w:rPr>
                             <w:rFonts w:ascii="Arial" w:hAnsi="Arial"/>
                             <w:b/>
-                            <w:sz w:val="12"/>
+                            <w:sz w:val="10"/>
+                            <w:szCs w:val="10"/>
                           </w:rPr>
                           <w:t>:</w:t>
-                        </w:r>
-                        <w:r>
-                          <w:rPr>
-                            <w:rFonts w:ascii="Arial" w:hAnsi="Arial"/>
-                            <w:b/>
-                            <w:spacing w:val="-3"/>
-                            <w:sz w:val="12"/>
-                          </w:rPr>
-                          <w:t xml:space="preserve"> </w:t>
                         </w:r>
                       </w:p>
                       <w:p>
@@ -1534,7 +1513,9 @@
                           <w:rPr>
                             <w:rFonts w:ascii="Arial" w:hAnsi="Arial"/>
                             <w:b/>
-                            <w:sz w:val="12"/>
+                            <w:spacing w:val="-4"/>
+                            <w:sz w:val="10"/>
+                            <w:szCs w:val="10"/>
                           </w:rPr>
                         </w:pPr>
                       </w:p>
@@ -1545,13 +1526,15 @@
                             <w:rFonts w:ascii="Arial" w:hAnsi="Arial"/>
                             <w:b/>
                             <w:spacing w:val="-2"/>
-                            <w:sz w:val="12"/>
+                            <w:sz w:val="10"/>
+                            <w:szCs w:val="10"/>
                           </w:rPr>
                         </w:pPr>
                         <w:r>
                           <w:rPr>
                             <w:rFonts w:ascii="Arial" w:hAnsi="Arial"/>
-                            <w:sz w:val="12"/>
+                            <w:sz w:val="10"/>
+                            <w:szCs w:val="10"/>
                           </w:rPr>
                           <w:t>GRADO</w:t>
                         </w:r>
@@ -1559,7 +1542,8 @@
                           <w:rPr>
                             <w:rFonts w:ascii="Arial" w:hAnsi="Arial"/>
                             <w:b/>
-                            <w:sz w:val="12"/>
+                            <w:sz w:val="10"/>
+                            <w:szCs w:val="10"/>
                           </w:rPr>
                           <w:t>:</w:t>
                         </w:r>
@@ -1568,7 +1552,8 @@
                             <w:rFonts w:ascii="Arial" w:hAnsi="Arial"/>
                             <w:b/>
                             <w:spacing w:val="-4"/>
-                            <w:sz w:val="12"/>
+                            <w:sz w:val="10"/>
+                            <w:szCs w:val="10"/>
                           </w:rPr>
                           <w:t xml:space="preserve"> </w:t>
                         </w:r>
@@ -1576,7 +1561,8 @@
                           <w:rPr>
                             <w:rFonts w:ascii="Arial" w:hAnsi="Arial"/>
                             <w:b/>
-                            <w:sz w:val="12"/>
+                            <w:sz w:val="10"/>
+                            <w:szCs w:val="10"/>
                           </w:rPr>
                           <w:t xml:space="preserve">          </w:t>
                         </w:r>
@@ -1585,14 +1571,26 @@
                             <w:rFonts w:ascii="Arial" w:hAnsi="Arial"/>
                             <w:b/>
                             <w:spacing w:val="-2"/>
-                            <w:sz w:val="12"/>
-                          </w:rPr>
-                          <w:t xml:space="preserve"> </w:t>
-                        </w:r>
-                        <w:r>
-                          <w:rPr>
-                            <w:rFonts w:ascii="Arial" w:hAnsi="Arial"/>
-                            <w:sz w:val="12"/>
+                            <w:sz w:val="10"/>
+                            <w:szCs w:val="10"/>
+                          </w:rPr>
+                          <w:t xml:space="preserve">           </w:t>
+                        </w:r>
+                        <w:r>
+                          <w:rPr>
+                            <w:rFonts w:ascii="Arial" w:hAnsi="Arial"/>
+                            <w:b/>
+                            <w:spacing w:val="-2"/>
+                            <w:sz w:val="10"/>
+                            <w:szCs w:val="10"/>
+                          </w:rPr>
+                          <w:t xml:space="preserve">   </w:t>
+                        </w:r>
+                        <w:r>
+                          <w:rPr>
+                            <w:rFonts w:ascii="Arial" w:hAnsi="Arial"/>
+                            <w:sz w:val="10"/>
+                            <w:szCs w:val="10"/>
                           </w:rPr>
                           <w:t>GRUPO</w:t>
                         </w:r>
@@ -1600,7 +1598,8 @@
                           <w:rPr>
                             <w:rFonts w:ascii="Arial" w:hAnsi="Arial"/>
                             <w:b/>
-                            <w:sz w:val="12"/>
+                            <w:sz w:val="10"/>
+                            <w:szCs w:val="10"/>
                           </w:rPr>
                           <w:t>:</w:t>
                         </w:r>
@@ -1609,18 +1608,20 @@
                             <w:rFonts w:ascii="Arial" w:hAnsi="Arial"/>
                             <w:b/>
                             <w:spacing w:val="-2"/>
-                            <w:sz w:val="12"/>
+                            <w:sz w:val="10"/>
+                            <w:szCs w:val="10"/>
                           </w:rPr>
                           <w:t xml:space="preserve"> </w:t>
                         </w:r>
                       </w:p>
                       <w:p>
                         <w:pPr>
-                          <w:spacing w:before="122"/>
-                          <w:rPr>
-                            <w:rFonts w:ascii="Arial" w:hAnsi="Arial"/>
-                            <w:b/>
-                            <w:sz w:val="12"/>
+                          <w:spacing w:before="26"/>
+                          <w:rPr>
+                            <w:rFonts w:ascii="Arial"/>
+                            <w:b/>
+                            <w:sz w:val="10"/>
+                            <w:szCs w:val="10"/>
                           </w:rPr>
                         </w:pPr>
                       </w:p>
@@ -1630,7 +1631,8 @@
                           <w:rPr>
                             <w:rFonts w:ascii="Arial"/>
                             <w:b/>
-                            <w:sz w:val="12"/>
+                            <w:sz w:val="10"/>
+                            <w:szCs w:val="10"/>
                           </w:rPr>
                         </w:pPr>
                       </w:p>
@@ -1639,13 +1641,16 @@
                           <w:rPr>
                             <w:rFonts w:ascii="Arial"/>
                             <w:b/>
-                            <w:sz w:val="12"/>
+                            <w:spacing w:val="-4"/>
+                            <w:sz w:val="10"/>
+                            <w:szCs w:val="10"/>
                           </w:rPr>
                         </w:pPr>
                         <w:r>
                           <w:rPr>
                             <w:rFonts w:ascii="Arial"/>
-                            <w:sz w:val="12"/>
+                            <w:sz w:val="10"/>
+                            <w:szCs w:val="10"/>
                           </w:rPr>
                           <w:t>TURNO</w:t>
                         </w:r>
@@ -1653,7 +1658,8 @@
                           <w:rPr>
                             <w:rFonts w:ascii="Arial"/>
                             <w:b/>
-                            <w:sz w:val="12"/>
+                            <w:sz w:val="10"/>
+                            <w:szCs w:val="10"/>
                           </w:rPr>
                           <w:t>:</w:t>
                         </w:r>
@@ -1662,10 +1668,21 @@
                             <w:rFonts w:ascii="Arial"/>
                             <w:b/>
                             <w:spacing w:val="-4"/>
-                            <w:sz w:val="12"/>
+                            <w:sz w:val="10"/>
+                            <w:szCs w:val="10"/>
                           </w:rPr>
                           <w:t xml:space="preserve"> </w:t>
                         </w:r>
+                      </w:p>
+                      <w:p>
+                        <w:pPr>
+                          <w:rPr>
+                            <w:rFonts w:ascii="Arial"/>
+                            <w:b/>
+                            <w:sz w:val="10"/>
+                            <w:szCs w:val="10"/>
+                          </w:rPr>
+                        </w:pPr>
                       </w:p>
                     </w:txbxContent>
                   </v:textbox>
@@ -1798,14 +1815,9 @@
           </mc:Fallback>
         </mc:AlternateContent>
       </w:r>
-      <w:r>
-        <w:rPr>
-          <w:rFonts w:ascii="Times New Roman"/>
-          <w:sz w:val="20"/>
-        </w:rPr>
-        <w:tab/>
-      </w:r>
     </w:p>
+    <w:bookmarkEnd w:id="0"/>
+    <w:p/>
     <w:sectPr>
       <w:type w:val="continuous"/>
       <w:pgSz w:w="12240" w:h="20160"/>
@@ -2223,7 +2235,6 @@
   <w:style w:type="character" w:default="1" w:styleId="Fuentedeprrafopredeter">
     <w:name w:val="Default Paragraph Font"/>
     <w:uiPriority w:val="1"/>
-    <w:semiHidden/>
     <w:unhideWhenUsed/>
   </w:style>
   <w:style w:type="table" w:default="1" w:styleId="Tablanormal">

--- a/public/plantillas/FrenteMatutino.docx
+++ b/public/plantillas/FrenteMatutino.docx
@@ -20,16 +20,16 @@
         <mc:AlternateContent>
           <mc:Choice Requires="wps">
             <w:drawing>
-              <wp:anchor distT="0" distB="0" distL="114300" distR="114300" simplePos="0" relativeHeight="251659264" behindDoc="0" locked="0" layoutInCell="1" allowOverlap="1" wp14:anchorId="76D0EE1A" wp14:editId="484B5C3F">
+              <wp:anchor distT="0" distB="0" distL="114300" distR="114300" simplePos="0" relativeHeight="251659264" behindDoc="0" locked="0" layoutInCell="1" allowOverlap="1" wp14:anchorId="76D0EE1A" wp14:editId="69A30317">
                 <wp:simplePos x="0" y="0"/>
                 <wp:positionH relativeFrom="column">
-                  <wp:posOffset>1395454</wp:posOffset>
+                  <wp:posOffset>1423767</wp:posOffset>
                 </wp:positionH>
                 <wp:positionV relativeFrom="paragraph">
-                  <wp:posOffset>927321</wp:posOffset>
+                  <wp:posOffset>917037</wp:posOffset>
                 </wp:positionV>
-                <wp:extent cx="810895" cy="772414"/>
-                <wp:effectExtent l="0" t="0" r="27305" b="27940"/>
+                <wp:extent cx="764931" cy="706315"/>
+                <wp:effectExtent l="0" t="0" r="16510" b="17780"/>
                 <wp:wrapNone/>
                 <wp:docPr id="111" name="Graphic 5"/>
                 <wp:cNvGraphicFramePr/>
@@ -40,7 +40,7 @@
                       <wps:spPr>
                         <a:xfrm>
                           <a:off x="0" y="0"/>
-                          <a:ext cx="810895" cy="772414"/>
+                          <a:ext cx="764931" cy="706315"/>
                         </a:xfrm>
                         <a:custGeom>
                           <a:avLst/>
@@ -161,7 +161,7 @@
           </mc:Choice>
           <mc:Fallback>
             <w:pict>
-              <v:shape w14:anchorId="76D0EE1A" id="Graphic 5" o:spid="_x0000_s1026" style="position:absolute;left:0;text-align:left;margin-left:109.9pt;margin-top:73pt;width:63.85pt;height:60.8pt;z-index:251659264;visibility:visible;mso-wrap-style:square;mso-width-percent:0;mso-height-percent:0;mso-wrap-distance-left:9pt;mso-wrap-distance-top:0;mso-wrap-distance-right:9pt;mso-wrap-distance-bottom:0;mso-position-horizontal:absolute;mso-position-horizontal-relative:text;mso-position-vertical:absolute;mso-position-vertical-relative:text;mso-width-percent:0;mso-height-percent:0;mso-width-relative:margin;mso-height-relative:margin;v-text-anchor:top" coordsize="900430,1080135" o:spt="100" o:gfxdata="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" adj="-11796480,,5400" path="m,1079995r899998,l899998,,,,,1079995xe" filled="f" strokeweight=".25pt">
+              <v:shape w14:anchorId="76D0EE1A" id="Graphic 5" o:spid="_x0000_s1026" style="position:absolute;left:0;text-align:left;margin-left:112.1pt;margin-top:72.2pt;width:60.25pt;height:55.6pt;z-index:251659264;visibility:visible;mso-wrap-style:square;mso-width-percent:0;mso-height-percent:0;mso-wrap-distance-left:9pt;mso-wrap-distance-top:0;mso-wrap-distance-right:9pt;mso-wrap-distance-bottom:0;mso-position-horizontal:absolute;mso-position-horizontal-relative:text;mso-position-vertical:absolute;mso-position-vertical-relative:text;mso-width-percent:0;mso-height-percent:0;mso-width-relative:margin;mso-height-relative:margin;v-text-anchor:top" coordsize="900430,1080135" o:spt="100" o:gfxdata="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" adj="-11796480,,5400" path="m,1079995r899998,l899998,,,,,1079995xe" filled="f" strokeweight=".25pt">
                 <v:stroke dashstyle="1 1" joinstyle="miter"/>
                 <v:formulas/>
                 <v:path arrowok="t" o:connecttype="custom" textboxrect="0,0,900430,1080135"/>
@@ -2235,6 +2235,7 @@
   <w:style w:type="character" w:default="1" w:styleId="Fuentedeprrafopredeter">
     <w:name w:val="Default Paragraph Font"/>
     <w:uiPriority w:val="1"/>
+    <w:semiHidden/>
     <w:unhideWhenUsed/>
   </w:style>
   <w:style w:type="table" w:default="1" w:styleId="Tablanormal">

--- a/public/plantillas/FrenteMatutino.docx
+++ b/public/plantillas/FrenteMatutino.docx
@@ -23,12 +23,12 @@
               <wp:anchor distT="0" distB="0" distL="114300" distR="114300" simplePos="0" relativeHeight="251659264" behindDoc="0" locked="0" layoutInCell="1" allowOverlap="1" wp14:anchorId="76D0EE1A" wp14:editId="69A30317">
                 <wp:simplePos x="0" y="0"/>
                 <wp:positionH relativeFrom="column">
-                  <wp:posOffset>1423767</wp:posOffset>
+                  <wp:posOffset>1528298</wp:posOffset>
                 </wp:positionH>
                 <wp:positionV relativeFrom="paragraph">
-                  <wp:posOffset>917037</wp:posOffset>
+                  <wp:posOffset>1037687</wp:posOffset>
                 </wp:positionV>
-                <wp:extent cx="764931" cy="706315"/>
+                <wp:extent cx="660400" cy="660400"/>
                 <wp:effectExtent l="0" t="0" r="16510" b="17780"/>
                 <wp:wrapNone/>
                 <wp:docPr id="111" name="Graphic 5"/>
@@ -40,7 +40,7 @@
                       <wps:spPr>
                         <a:xfrm>
                           <a:off x="0" y="0"/>
-                          <a:ext cx="764931" cy="706315"/>
+                          <a:ext cx="660400" cy="660400"/>
                         </a:xfrm>
                         <a:custGeom>
                           <a:avLst/>
@@ -899,7 +899,7 @@
                                   <w:sz w:val="10"/>
                                   <w:szCs w:val="10"/>
                                 </w:rPr>
-                                <w:t xml:space="preserve">   </w:t>
+                                <w:t xml:space="preserve">                   </w:t>
                               </w:r>
                               <w:r>
                                 <w:rPr>

--- a/public/plantillas/FrenteMatutino.docx
+++ b/public/plantillas/FrenteMatutino.docx
@@ -20,16 +20,16 @@
         <mc:AlternateContent>
           <mc:Choice Requires="wps">
             <w:drawing>
-              <wp:anchor distT="0" distB="0" distL="114300" distR="114300" simplePos="0" relativeHeight="251659264" behindDoc="0" locked="0" layoutInCell="1" allowOverlap="1" wp14:anchorId="76D0EE1A" wp14:editId="69A30317">
+              <wp:anchor distT="0" distB="0" distL="114300" distR="114300" simplePos="0" relativeHeight="251659264" behindDoc="0" locked="0" layoutInCell="1" allowOverlap="1" wp14:anchorId="300B5FF7" wp14:editId="3F6D4E4A">
                 <wp:simplePos x="0" y="0"/>
                 <wp:positionH relativeFrom="column">
-                  <wp:posOffset>1528298</wp:posOffset>
+                  <wp:posOffset>1357705</wp:posOffset>
                 </wp:positionH>
                 <wp:positionV relativeFrom="paragraph">
-                  <wp:posOffset>1037687</wp:posOffset>
+                  <wp:posOffset>892922</wp:posOffset>
                 </wp:positionV>
-                <wp:extent cx="660400" cy="660400"/>
-                <wp:effectExtent l="0" t="0" r="16510" b="17780"/>
+                <wp:extent cx="827293" cy="744071"/>
+                <wp:effectExtent l="0" t="0" r="11430" b="18415"/>
                 <wp:wrapNone/>
                 <wp:docPr id="111" name="Graphic 5"/>
                 <wp:cNvGraphicFramePr/>
@@ -40,7 +40,7 @@
                       <wps:spPr>
                         <a:xfrm>
                           <a:off x="0" y="0"/>
-                          <a:ext cx="660400" cy="660400"/>
+                          <a:ext cx="827293" cy="744071"/>
                         </a:xfrm>
                         <a:custGeom>
                           <a:avLst/>
@@ -80,7 +80,6 @@
                         <w:txbxContent>
                           <w:p>
                             <w:pPr>
-                              <w:jc w:val="center"/>
                               <w:rPr>
                                 <w:rFonts w:ascii="Arial" w:hAnsi="Arial"/>
                                 <w:sz w:val="12"/>
@@ -90,7 +89,6 @@
                           </w:p>
                           <w:p>
                             <w:pPr>
-                              <w:jc w:val="center"/>
                               <w:rPr>
                                 <w:rFonts w:ascii="Arial" w:hAnsi="Arial"/>
                                 <w:sz w:val="12"/>
@@ -100,7 +98,6 @@
                           </w:p>
                           <w:p>
                             <w:pPr>
-                              <w:jc w:val="center"/>
                               <w:rPr>
                                 <w:rFonts w:ascii="Arial" w:hAnsi="Arial"/>
                                 <w:sz w:val="12"/>
@@ -110,7 +107,6 @@
                           </w:p>
                           <w:p>
                             <w:pPr>
-                              <w:jc w:val="center"/>
                               <w:rPr>
                                 <w:rFonts w:ascii="Arial" w:hAnsi="Arial"/>
                                 <w:sz w:val="12"/>
@@ -134,11 +130,6 @@
                               <w:t>QR</w:t>
                             </w:r>
                           </w:p>
-                          <w:p>
-                            <w:pPr>
-                              <w:jc w:val="center"/>
-                            </w:pPr>
-                          </w:p>
                         </w:txbxContent>
                       </wps:txbx>
                       <wps:bodyPr wrap="square" lIns="0" tIns="0" rIns="0" bIns="0" rtlCol="0">
@@ -161,7 +152,7 @@
           </mc:Choice>
           <mc:Fallback>
             <w:pict>
-              <v:shape w14:anchorId="76D0EE1A" id="Graphic 5" o:spid="_x0000_s1026" style="position:absolute;left:0;text-align:left;margin-left:112.1pt;margin-top:72.2pt;width:60.25pt;height:55.6pt;z-index:251659264;visibility:visible;mso-wrap-style:square;mso-width-percent:0;mso-height-percent:0;mso-wrap-distance-left:9pt;mso-wrap-distance-top:0;mso-wrap-distance-right:9pt;mso-wrap-distance-bottom:0;mso-position-horizontal:absolute;mso-position-horizontal-relative:text;mso-position-vertical:absolute;mso-position-vertical-relative:text;mso-width-percent:0;mso-height-percent:0;mso-width-relative:margin;mso-height-relative:margin;v-text-anchor:top" coordsize="900430,1080135" o:spt="100" o:gfxdata="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" adj="-11796480,,5400" path="m,1079995r899998,l899998,,,,,1079995xe" filled="f" strokeweight=".25pt">
+              <v:shape w14:anchorId="300B5FF7" id="Graphic 5" o:spid="_x0000_s1026" style="position:absolute;left:0;text-align:left;margin-left:106.9pt;margin-top:70.3pt;width:65.15pt;height:58.6pt;z-index:251659264;visibility:visible;mso-wrap-style:square;mso-width-percent:0;mso-height-percent:0;mso-wrap-distance-left:9pt;mso-wrap-distance-top:0;mso-wrap-distance-right:9pt;mso-wrap-distance-bottom:0;mso-position-horizontal:absolute;mso-position-horizontal-relative:text;mso-position-vertical:absolute;mso-position-vertical-relative:text;mso-width-percent:0;mso-height-percent:0;mso-width-relative:margin;mso-height-relative:margin;v-text-anchor:top" coordsize="900430,1080135" o:spt="100" o:gfxdata="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" adj="-11796480,,5400" path="m,1079995r899998,l899998,,,,,1079995xe" filled="f" strokeweight=".25pt">
                 <v:stroke dashstyle="1 1" joinstyle="miter"/>
                 <v:formulas/>
                 <v:path arrowok="t" o:connecttype="custom" textboxrect="0,0,900430,1080135"/>
@@ -169,7 +160,6 @@
                   <w:txbxContent>
                     <w:p>
                       <w:pPr>
-                        <w:jc w:val="center"/>
                         <w:rPr>
                           <w:rFonts w:ascii="Arial" w:hAnsi="Arial"/>
                           <w:sz w:val="12"/>
@@ -179,7 +169,6 @@
                     </w:p>
                     <w:p>
                       <w:pPr>
-                        <w:jc w:val="center"/>
                         <w:rPr>
                           <w:rFonts w:ascii="Arial" w:hAnsi="Arial"/>
                           <w:sz w:val="12"/>
@@ -189,7 +178,6 @@
                     </w:p>
                     <w:p>
                       <w:pPr>
-                        <w:jc w:val="center"/>
                         <w:rPr>
                           <w:rFonts w:ascii="Arial" w:hAnsi="Arial"/>
                           <w:sz w:val="12"/>
@@ -199,7 +187,6 @@
                     </w:p>
                     <w:p>
                       <w:pPr>
-                        <w:jc w:val="center"/>
                         <w:rPr>
                           <w:rFonts w:ascii="Arial" w:hAnsi="Arial"/>
                           <w:sz w:val="12"/>
@@ -223,11 +210,6 @@
                         <w:t>QR</w:t>
                       </w:r>
                     </w:p>
-                    <w:p>
-                      <w:pPr>
-                        <w:jc w:val="center"/>
-                      </w:pPr>
-                    </w:p>
                   </w:txbxContent>
                 </v:textbox>
               </v:shape>
@@ -245,7 +227,7 @@
         <mc:AlternateContent>
           <mc:Choice Requires="wpg">
             <w:drawing>
-              <wp:inline distT="0" distB="0" distL="0" distR="0" wp14:anchorId="0E1EC005" wp14:editId="4CB93F35">
+              <wp:inline distT="0" distB="0" distL="0" distR="0" wp14:anchorId="5F613244" wp14:editId="2ED23C30">
                 <wp:extent cx="3075152" cy="1943100"/>
                 <wp:effectExtent l="0" t="0" r="11430" b="19050"/>
                 <wp:docPr id="1" name="Group 1"/>
@@ -328,7 +310,7 @@
                         </pic:blipFill>
                         <pic:spPr>
                           <a:xfrm>
-                            <a:off x="336005" y="673420"/>
+                            <a:off x="84993" y="684339"/>
                             <a:ext cx="1137611" cy="1120256"/>
                           </a:xfrm>
                           <a:prstGeom prst="rect">
@@ -564,7 +546,7 @@
                         <wps:cNvSpPr txBox="1"/>
                         <wps:spPr>
                           <a:xfrm>
-                            <a:off x="440829" y="388084"/>
+                            <a:off x="512547" y="374075"/>
                             <a:ext cx="2202815" cy="224154"/>
                           </a:xfrm>
                           <a:prstGeom prst="rect">
@@ -708,8 +690,8 @@
                         <wps:cNvSpPr txBox="1"/>
                         <wps:spPr>
                           <a:xfrm>
-                            <a:off x="21331" y="634546"/>
-                            <a:ext cx="1469141" cy="1255341"/>
+                            <a:off x="187173" y="699899"/>
+                            <a:ext cx="1350276" cy="1122710"/>
                           </a:xfrm>
                           <a:prstGeom prst="rect">
                             <a:avLst/>
@@ -795,6 +777,17 @@
                             </w:p>
                             <w:p>
                               <w:pPr>
+                                <w:spacing w:line="134" w:lineRule="exact"/>
+                                <w:rPr>
+                                  <w:rFonts w:ascii="Arial" w:hAnsi="Arial"/>
+                                  <w:b/>
+                                  <w:sz w:val="10"/>
+                                  <w:szCs w:val="10"/>
+                                </w:rPr>
+                              </w:pPr>
+                            </w:p>
+                            <w:p>
+                              <w:pPr>
                                 <w:spacing w:before="124"/>
                                 <w:rPr>
                                   <w:rFonts w:ascii="Arial" w:hAnsi="Arial"/>
@@ -879,7 +872,7 @@
                                   <w:sz w:val="10"/>
                                   <w:szCs w:val="10"/>
                                 </w:rPr>
-                                <w:t xml:space="preserve">          </w:t>
+                                <w:t xml:space="preserve">        </w:t>
                               </w:r>
                               <w:r>
                                 <w:rPr>
@@ -889,7 +882,7 @@
                                   <w:sz w:val="10"/>
                                   <w:szCs w:val="10"/>
                                 </w:rPr>
-                                <w:t xml:space="preserve">           </w:t>
+                                <w:t xml:space="preserve">   </w:t>
                               </w:r>
                               <w:r>
                                 <w:rPr>
@@ -899,7 +892,7 @@
                                   <w:sz w:val="10"/>
                                   <w:szCs w:val="10"/>
                                 </w:rPr>
-                                <w:t xml:space="preserve">                   </w:t>
+                                <w:t xml:space="preserve">   </w:t>
                               </w:r>
                               <w:r>
                                 <w:rPr>
@@ -1088,11 +1081,37 @@
                               <w:r>
                                 <w:rPr>
                                   <w:rFonts w:ascii="Arial" w:hAnsi="Arial"/>
+                                  <w:spacing w:val="-15"/>
+                                  <w:sz w:val="10"/>
+                                </w:rPr>
+                                <w:t xml:space="preserve"> </w:t>
+                              </w:r>
+                              <w:proofErr w:type="gramStart"/>
+                              <w:r>
+                                <w:rPr>
+                                  <w:rFonts w:ascii="Arial" w:hAnsi="Arial"/>
                                   <w:spacing w:val="-12"/>
                                   <w:sz w:val="10"/>
                                 </w:rPr>
-                                <w:t>Año del</w:t>
-                              </w:r>
+                                <w:t xml:space="preserve">Año </w:t>
+                              </w:r>
+                              <w:r>
+                                <w:rPr>
+                                  <w:rFonts w:ascii="Arial" w:hAnsi="Arial"/>
+                                  <w:spacing w:val="-12"/>
+                                  <w:sz w:val="10"/>
+                                </w:rPr>
+                                <w:t xml:space="preserve"> </w:t>
+                              </w:r>
+                              <w:r>
+                                <w:rPr>
+                                  <w:rFonts w:ascii="Arial" w:hAnsi="Arial"/>
+                                  <w:spacing w:val="-12"/>
+                                  <w:sz w:val="10"/>
+                                </w:rPr>
+                                <w:t>del</w:t>
+                              </w:r>
+                              <w:proofErr w:type="gramEnd"/>
                               <w:r>
                                 <w:rPr>
                                   <w:rFonts w:ascii="Arial" w:hAnsi="Arial"/>
@@ -1104,10 +1123,66 @@
                               <w:r>
                                 <w:rPr>
                                   <w:rFonts w:ascii="Arial" w:hAnsi="Arial"/>
+                                  <w:spacing w:val="-13"/>
+                                  <w:sz w:val="10"/>
+                                </w:rPr>
+                                <w:t xml:space="preserve"> </w:t>
+                              </w:r>
+                              <w:r>
+                                <w:rPr>
+                                  <w:rFonts w:ascii="Arial" w:hAnsi="Arial"/>
                                   <w:spacing w:val="-12"/>
                                   <w:sz w:val="10"/>
                                 </w:rPr>
-                                <w:t>Humanismo Mexicano en el</w:t>
+                                <w:t xml:space="preserve">Humanismo </w:t>
+                              </w:r>
+                              <w:r>
+                                <w:rPr>
+                                  <w:rFonts w:ascii="Arial" w:hAnsi="Arial"/>
+                                  <w:spacing w:val="-12"/>
+                                  <w:sz w:val="10"/>
+                                </w:rPr>
+                                <w:t xml:space="preserve"> </w:t>
+                              </w:r>
+                              <w:r>
+                                <w:rPr>
+                                  <w:rFonts w:ascii="Arial" w:hAnsi="Arial"/>
+                                  <w:spacing w:val="-12"/>
+                                  <w:sz w:val="10"/>
+                                </w:rPr>
+                                <w:t xml:space="preserve">Mexicano </w:t>
+                              </w:r>
+                              <w:r>
+                                <w:rPr>
+                                  <w:rFonts w:ascii="Arial" w:hAnsi="Arial"/>
+                                  <w:spacing w:val="-12"/>
+                                  <w:sz w:val="10"/>
+                                </w:rPr>
+                                <w:t xml:space="preserve"> </w:t>
+                              </w:r>
+                              <w:r>
+                                <w:rPr>
+                                  <w:rFonts w:ascii="Arial" w:hAnsi="Arial"/>
+                                  <w:spacing w:val="-12"/>
+                                  <w:sz w:val="10"/>
+                                </w:rPr>
+                                <w:t>en</w:t>
+                              </w:r>
+                              <w:r>
+                                <w:rPr>
+                                  <w:rFonts w:ascii="Arial" w:hAnsi="Arial"/>
+                                  <w:spacing w:val="-12"/>
+                                  <w:sz w:val="10"/>
+                                </w:rPr>
+                                <w:t xml:space="preserve"> </w:t>
+                              </w:r>
+                              <w:r>
+                                <w:rPr>
+                                  <w:rFonts w:ascii="Arial" w:hAnsi="Arial"/>
+                                  <w:spacing w:val="-12"/>
+                                  <w:sz w:val="10"/>
+                                </w:rPr>
+                                <w:t xml:space="preserve"> el</w:t>
                               </w:r>
                               <w:r>
                                 <w:rPr>
@@ -1120,10 +1195,50 @@
                               <w:r>
                                 <w:rPr>
                                   <w:rFonts w:ascii="Arial" w:hAnsi="Arial"/>
+                                  <w:spacing w:val="-13"/>
+                                  <w:sz w:val="10"/>
+                                </w:rPr>
+                                <w:t xml:space="preserve"> </w:t>
+                              </w:r>
+                              <w:r>
+                                <w:rPr>
+                                  <w:rFonts w:ascii="Arial" w:hAnsi="Arial"/>
                                   <w:spacing w:val="-12"/>
                                   <w:sz w:val="10"/>
                                 </w:rPr>
-                                <w:t>Estado de México”.</w:t>
+                                <w:t xml:space="preserve">Estado </w:t>
+                              </w:r>
+                              <w:r>
+                                <w:rPr>
+                                  <w:rFonts w:ascii="Arial" w:hAnsi="Arial"/>
+                                  <w:spacing w:val="-12"/>
+                                  <w:sz w:val="10"/>
+                                </w:rPr>
+                                <w:t xml:space="preserve"> </w:t>
+                              </w:r>
+                              <w:r>
+                                <w:rPr>
+                                  <w:rFonts w:ascii="Arial" w:hAnsi="Arial"/>
+                                  <w:spacing w:val="-12"/>
+                                  <w:sz w:val="10"/>
+                                </w:rPr>
+                                <w:t xml:space="preserve">de </w:t>
+                              </w:r>
+                              <w:r>
+                                <w:rPr>
+                                  <w:rFonts w:ascii="Arial" w:hAnsi="Arial"/>
+                                  <w:spacing w:val="-12"/>
+                                  <w:sz w:val="10"/>
+                                </w:rPr>
+                                <w:t xml:space="preserve"> </w:t>
+                              </w:r>
+                              <w:r>
+                                <w:rPr>
+                                  <w:rFonts w:ascii="Arial" w:hAnsi="Arial"/>
+                                  <w:spacing w:val="-12"/>
+                                  <w:sz w:val="10"/>
+                                </w:rPr>
+                                <w:t>México”.</w:t>
                               </w:r>
                             </w:p>
                             <w:p>
@@ -1149,7 +1264,7 @@
           </mc:Choice>
           <mc:Fallback>
             <w:pict>
-              <v:group w14:anchorId="0E1EC005" id="Group 1" o:spid="_x0000_s1027" style="width:242.15pt;height:153pt;mso-position-horizontal-relative:char;mso-position-vertical-relative:line" coordorigin=",31" coordsize="30751,19431" o:gfxdata="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">
+              <v:group w14:anchorId="5F613244" id="Group 1" o:spid="_x0000_s1027" style="width:242.15pt;height:153pt;mso-position-horizontal-relative:char;mso-position-vertical-relative:line" coordorigin=",31" coordsize="30751,19431" o:gfxdata="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">
                 <v:shape id="Graphic 2" o:spid="_x0000_s1028" style="position:absolute;left:68;top:31;width:30600;height:19431;visibility:visible;mso-wrap-style:square;v-text-anchor:top" coordsize="3060065,1943100" o:gfxdata="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" path="m,1942719r3059937,l3059937,,,,,1942719xe" filled="f" strokeweight=".5pt">
                   <v:stroke dashstyle="1 1"/>
                   <v:path arrowok="t"/>
@@ -1173,7 +1288,7 @@
                   <v:path o:extrusionok="f" gradientshapeok="t" o:connecttype="rect"/>
                   <o:lock v:ext="edit" aspectratio="t"/>
                 </v:shapetype>
-                <v:shape id="Image 3" o:spid="_x0000_s1029" type="#_x0000_t75" style="position:absolute;left:3360;top:6734;width:11376;height:11202;visibility:visible;mso-wrap-style:square" o:gfxdata="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">
+                <v:shape id="Image 3" o:spid="_x0000_s1029" type="#_x0000_t75" style="position:absolute;left:849;top:6843;width:11377;height:11202;visibility:visible;mso-wrap-style:square" o:gfxdata="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">
                   <v:imagedata r:id="rId6" o:title=""/>
                 </v:shape>
                 <v:shape id="Graphic 4" o:spid="_x0000_s1030" style="position:absolute;left:17;top:3516;width:30734;height:13;visibility:visible;mso-wrap-style:square;v-text-anchor:top" coordsize="3073400,1270" o:gfxdata="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" path="m,l3073120,e" filled="f" strokecolor="#a30000" strokeweight="1.5pt">
@@ -1269,7 +1384,7 @@
                   <v:stroke joinstyle="miter"/>
                   <v:path gradientshapeok="t" o:connecttype="rect"/>
                 </v:shapetype>
-                <v:shape id="Textbox 38" o:spid="_x0000_s1034" type="#_x0000_t202" style="position:absolute;left:4408;top:3880;width:22028;height:2242;visibility:visible;mso-wrap-style:square;v-text-anchor:top" o:gfxdata="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" filled="f" stroked="f">
+                <v:shape id="Textbox 38" o:spid="_x0000_s1034" type="#_x0000_t202" style="position:absolute;left:5125;top:3740;width:22028;height:2242;visibility:visible;mso-wrap-style:square;v-text-anchor:top" o:gfxdata="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" filled="f" stroked="f">
                   <v:textbox inset="0,0,0,0">
                     <w:txbxContent>
                       <w:p>
@@ -1399,7 +1514,7 @@
                     </w:txbxContent>
                   </v:textbox>
                 </v:shape>
-                <v:shape id="Textbox 39" o:spid="_x0000_s1035" type="#_x0000_t202" style="position:absolute;left:213;top:6345;width:14691;height:12553;visibility:visible;mso-wrap-style:square;v-text-anchor:top" o:gfxdata="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" filled="f" stroked="f">
+                <v:shape id="Textbox 39" o:spid="_x0000_s1035" type="#_x0000_t202" style="position:absolute;left:1871;top:6998;width:13503;height:11228;visibility:visible;mso-wrap-style:square;v-text-anchor:top" o:gfxdata="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" filled="f" stroked="f">
                   <v:textbox inset="0,0,0,0">
                     <w:txbxContent>
                       <w:p>
@@ -1480,6 +1595,17 @@
                       </w:p>
                       <w:p>
                         <w:pPr>
+                          <w:spacing w:line="134" w:lineRule="exact"/>
+                          <w:rPr>
+                            <w:rFonts w:ascii="Arial" w:hAnsi="Arial"/>
+                            <w:b/>
+                            <w:sz w:val="10"/>
+                            <w:szCs w:val="10"/>
+                          </w:rPr>
+                        </w:pPr>
+                      </w:p>
+                      <w:p>
+                        <w:pPr>
                           <w:spacing w:before="124"/>
                           <w:rPr>
                             <w:rFonts w:ascii="Arial" w:hAnsi="Arial"/>
@@ -1564,7 +1690,7 @@
                             <w:sz w:val="10"/>
                             <w:szCs w:val="10"/>
                           </w:rPr>
-                          <w:t xml:space="preserve">          </w:t>
+                          <w:t xml:space="preserve">        </w:t>
                         </w:r>
                         <w:r>
                           <w:rPr>
@@ -1574,7 +1700,7 @@
                             <w:sz w:val="10"/>
                             <w:szCs w:val="10"/>
                           </w:rPr>
-                          <w:t xml:space="preserve">           </w:t>
+                          <w:t xml:space="preserve">   </w:t>
                         </w:r>
                         <w:r>
                           <w:rPr>
@@ -1759,11 +1885,37 @@
                         <w:r>
                           <w:rPr>
                             <w:rFonts w:ascii="Arial" w:hAnsi="Arial"/>
+                            <w:spacing w:val="-15"/>
+                            <w:sz w:val="10"/>
+                          </w:rPr>
+                          <w:t xml:space="preserve"> </w:t>
+                        </w:r>
+                        <w:proofErr w:type="gramStart"/>
+                        <w:r>
+                          <w:rPr>
+                            <w:rFonts w:ascii="Arial" w:hAnsi="Arial"/>
                             <w:spacing w:val="-12"/>
                             <w:sz w:val="10"/>
                           </w:rPr>
-                          <w:t>Año del</w:t>
-                        </w:r>
+                          <w:t xml:space="preserve">Año </w:t>
+                        </w:r>
+                        <w:r>
+                          <w:rPr>
+                            <w:rFonts w:ascii="Arial" w:hAnsi="Arial"/>
+                            <w:spacing w:val="-12"/>
+                            <w:sz w:val="10"/>
+                          </w:rPr>
+                          <w:t xml:space="preserve"> </w:t>
+                        </w:r>
+                        <w:r>
+                          <w:rPr>
+                            <w:rFonts w:ascii="Arial" w:hAnsi="Arial"/>
+                            <w:spacing w:val="-12"/>
+                            <w:sz w:val="10"/>
+                          </w:rPr>
+                          <w:t>del</w:t>
+                        </w:r>
+                        <w:proofErr w:type="gramEnd"/>
                         <w:r>
                           <w:rPr>
                             <w:rFonts w:ascii="Arial" w:hAnsi="Arial"/>
@@ -1775,10 +1927,66 @@
                         <w:r>
                           <w:rPr>
                             <w:rFonts w:ascii="Arial" w:hAnsi="Arial"/>
+                            <w:spacing w:val="-13"/>
+                            <w:sz w:val="10"/>
+                          </w:rPr>
+                          <w:t xml:space="preserve"> </w:t>
+                        </w:r>
+                        <w:r>
+                          <w:rPr>
+                            <w:rFonts w:ascii="Arial" w:hAnsi="Arial"/>
                             <w:spacing w:val="-12"/>
                             <w:sz w:val="10"/>
                           </w:rPr>
-                          <w:t>Humanismo Mexicano en el</w:t>
+                          <w:t xml:space="preserve">Humanismo </w:t>
+                        </w:r>
+                        <w:r>
+                          <w:rPr>
+                            <w:rFonts w:ascii="Arial" w:hAnsi="Arial"/>
+                            <w:spacing w:val="-12"/>
+                            <w:sz w:val="10"/>
+                          </w:rPr>
+                          <w:t xml:space="preserve"> </w:t>
+                        </w:r>
+                        <w:r>
+                          <w:rPr>
+                            <w:rFonts w:ascii="Arial" w:hAnsi="Arial"/>
+                            <w:spacing w:val="-12"/>
+                            <w:sz w:val="10"/>
+                          </w:rPr>
+                          <w:t xml:space="preserve">Mexicano </w:t>
+                        </w:r>
+                        <w:r>
+                          <w:rPr>
+                            <w:rFonts w:ascii="Arial" w:hAnsi="Arial"/>
+                            <w:spacing w:val="-12"/>
+                            <w:sz w:val="10"/>
+                          </w:rPr>
+                          <w:t xml:space="preserve"> </w:t>
+                        </w:r>
+                        <w:r>
+                          <w:rPr>
+                            <w:rFonts w:ascii="Arial" w:hAnsi="Arial"/>
+                            <w:spacing w:val="-12"/>
+                            <w:sz w:val="10"/>
+                          </w:rPr>
+                          <w:t>en</w:t>
+                        </w:r>
+                        <w:r>
+                          <w:rPr>
+                            <w:rFonts w:ascii="Arial" w:hAnsi="Arial"/>
+                            <w:spacing w:val="-12"/>
+                            <w:sz w:val="10"/>
+                          </w:rPr>
+                          <w:t xml:space="preserve"> </w:t>
+                        </w:r>
+                        <w:r>
+                          <w:rPr>
+                            <w:rFonts w:ascii="Arial" w:hAnsi="Arial"/>
+                            <w:spacing w:val="-12"/>
+                            <w:sz w:val="10"/>
+                          </w:rPr>
+                          <w:t xml:space="preserve"> el</w:t>
                         </w:r>
                         <w:r>
                           <w:rPr>
@@ -1791,10 +1999,50 @@
                         <w:r>
                           <w:rPr>
                             <w:rFonts w:ascii="Arial" w:hAnsi="Arial"/>
+                            <w:spacing w:val="-13"/>
+                            <w:sz w:val="10"/>
+                          </w:rPr>
+                          <w:t xml:space="preserve"> </w:t>
+                        </w:r>
+                        <w:r>
+                          <w:rPr>
+                            <w:rFonts w:ascii="Arial" w:hAnsi="Arial"/>
                             <w:spacing w:val="-12"/>
                             <w:sz w:val="10"/>
                           </w:rPr>
-                          <w:t>Estado de México”.</w:t>
+                          <w:t xml:space="preserve">Estado </w:t>
+                        </w:r>
+                        <w:r>
+                          <w:rPr>
+                            <w:rFonts w:ascii="Arial" w:hAnsi="Arial"/>
+                            <w:spacing w:val="-12"/>
+                            <w:sz w:val="10"/>
+                          </w:rPr>
+                          <w:t xml:space="preserve"> </w:t>
+                        </w:r>
+                        <w:r>
+                          <w:rPr>
+                            <w:rFonts w:ascii="Arial" w:hAnsi="Arial"/>
+                            <w:spacing w:val="-12"/>
+                            <w:sz w:val="10"/>
+                          </w:rPr>
+                          <w:t xml:space="preserve">de </w:t>
+                        </w:r>
+                        <w:r>
+                          <w:rPr>
+                            <w:rFonts w:ascii="Arial" w:hAnsi="Arial"/>
+                            <w:spacing w:val="-12"/>
+                            <w:sz w:val="10"/>
+                          </w:rPr>
+                          <w:t xml:space="preserve"> </w:t>
+                        </w:r>
+                        <w:r>
+                          <w:rPr>
+                            <w:rFonts w:ascii="Arial" w:hAnsi="Arial"/>
+                            <w:spacing w:val="-12"/>
+                            <w:sz w:val="10"/>
+                          </w:rPr>
+                          <w:t>México”.</w:t>
                         </w:r>
                       </w:p>
                       <w:p>
@@ -1817,7 +2065,18 @@
       </w:r>
     </w:p>
     <w:bookmarkEnd w:id="0"/>
-    <w:p/>
+    <w:p>
+      <w:pPr>
+        <w:tabs>
+          <w:tab w:val="left" w:pos="5736"/>
+        </w:tabs>
+        <w:ind w:left="162"/>
+        <w:rPr>
+          <w:rFonts w:ascii="Times New Roman"/>
+          <w:sz w:val="20"/>
+        </w:rPr>
+      </w:pPr>
+    </w:p>
     <w:sectPr>
       <w:type w:val="continuous"/>
       <w:pgSz w:w="12240" w:h="20160"/>

--- a/public/plantillas/FrenteMatutino.docx
+++ b/public/plantillas/FrenteMatutino.docx
@@ -897,6 +897,16 @@
                               <w:r>
                                 <w:rPr>
                                   <w:rFonts w:ascii="Arial" w:hAnsi="Arial"/>
+                                  <w:b/>
+                                  <w:spacing w:val="-2"/>
+                                  <w:sz w:val="10"/>
+                                  <w:szCs w:val="10"/>
+                                </w:rPr>
+                                <w:t xml:space="preserve">   </w:t>
+                              </w:r>
+                              <w:r>
+                                <w:rPr>
+                                  <w:rFonts w:ascii="Arial" w:hAnsi="Arial"/>
                                   <w:sz w:val="10"/>
                                   <w:szCs w:val="10"/>
                                 </w:rPr>
@@ -1691,6 +1701,16 @@
                             <w:szCs w:val="10"/>
                           </w:rPr>
                           <w:t xml:space="preserve">        </w:t>
+                        </w:r>
+                        <w:r>
+                          <w:rPr>
+                            <w:rFonts w:ascii="Arial" w:hAnsi="Arial"/>
+                            <w:b/>
+                            <w:spacing w:val="-2"/>
+                            <w:sz w:val="10"/>
+                            <w:szCs w:val="10"/>
+                          </w:rPr>
+                          <w:t xml:space="preserve">   </w:t>
                         </w:r>
                         <w:r>
                           <w:rPr>
@@ -2494,7 +2514,6 @@
   <w:style w:type="character" w:default="1" w:styleId="Fuentedeprrafopredeter">
     <w:name w:val="Default Paragraph Font"/>
     <w:uiPriority w:val="1"/>
-    <w:semiHidden/>
     <w:unhideWhenUsed/>
   </w:style>
   <w:style w:type="table" w:default="1" w:styleId="Tablanormal">
